--- a/scripts/onpersoonlijk/EP07-11-nordic-habits-that-instantly-make-life-better.docx
+++ b/scripts/onpersoonlijk/EP07-11-nordic-habits-that-instantly-make-life-better.docx
@@ -15,7 +15,7 @@
         <w:rPr>
           <w:b w:val="0"/>
         </w:rPr>
-        <w:t>Total words: 2,822 | Estimated length: ~16:36 min (at 170 wpm)</w:t>
+        <w:t>Total words: 2,823 | Estimated length: ~16:36 min (at 170 wpm)</w:t>
       </w:r>
     </w:p>
     <w:p>
@@ -423,55 +423,7 @@
         <w:rPr>
           <w:b w:val="0"/>
         </w:rPr>
-        <w:t>Number four. Treat being outdoors as a named, ordinary part of life.</w:t>
-      </w:r>
-    </w:p>
-    <w:p>
-      <w:r>
-        <w:rPr>
-          <w:b w:val="0"/>
-        </w:rPr>
-        <w:t>Norwegian has a word for it — friluftsliv, open-air life — and it is not marketing. The term was put into circulation by the playwright Henrik Ibsen in a poem in 1859, and it has been part of how the region describes itself ever since.</w:t>
-      </w:r>
-    </w:p>
-    <w:p>
-      <w:r>
-        <w:rPr>
-          <w:b w:val="0"/>
-        </w:rPr>
-        <w:t>What separates it from what most countries call exercise is the absence of a goal. Friluftsliv is not training, it has no target and no measurement, and it does not require equipment or scenery. A walk to the end of a jetty and back counts. Twenty minutes in a city park in the dark counts.</w:t>
-      </w:r>
-    </w:p>
-    <w:p>
-      <w:r>
-        <w:rPr>
-          <w:b w:val="0"/>
-        </w:rPr>
-        <w:t>And it is defended by law. Norway's Outdoor Recreation Act of 1957 gives everyone the right to walk, cycle, ski, pick berries and mushrooms and camp for a night on uncultivated land they do not own, without asking permission — with a matching duty to leave no trace, keep distance from houses and take the rubbish home.</w:t>
-      </w:r>
-    </w:p>
-    <w:p>
-      <w:r>
-        <w:rPr>
-          <w:b w:val="0"/>
-        </w:rPr>
-        <w:t>A country that writes that down produces people who go outside without planning it. It also removes the excuse, because the weather stops being a veto. There is a sentence every child in Norway hears before they can read — det finnes ikke dårlig vær, bare dårlige klær, there is no bad weather, only bad clothing — and outside the region it is a fridge magnet, while inside it, it functions closer to a building code for a person.</w:t>
-      </w:r>
-    </w:p>
-    <w:p>
-      <w:r>
-        <w:rPr>
-          <w:b w:val="0"/>
-        </w:rPr>
-        <w:t>Everything so far has been something to start. The last three are about how a Nordic home decides, and that is where the real saving is.</w:t>
-      </w:r>
-    </w:p>
-    <w:p>
-      <w:r>
-        <w:rPr>
-          <w:b w:val="0"/>
-        </w:rPr>
-        <w:t>Number three. Look for it second-hand first.</w:t>
+        <w:t>Number four. Look for it second-hand first.</w:t>
       </w:r>
     </w:p>
     <w:p>
@@ -512,6 +464,54 @@
           <w:b w:val="0"/>
         </w:rPr>
         <w:t>The version that works anywhere is ten minutes long. Before the next non-food purchase, spend ten minutes looking for it used. Then buy it new if necessary, with a clear conscience.</w:t>
+      </w:r>
+    </w:p>
+    <w:p>
+      <w:r>
+        <w:rPr>
+          <w:b w:val="0"/>
+        </w:rPr>
+        <w:t>Everything so far has been a single action you can take tonight. The last three are arrangements — things you set up once and then live inside.</w:t>
+      </w:r>
+    </w:p>
+    <w:p>
+      <w:r>
+        <w:rPr>
+          <w:b w:val="0"/>
+        </w:rPr>
+        <w:t>Number three. Treat being outdoors as a named, ordinary part of life.</w:t>
+      </w:r>
+    </w:p>
+    <w:p>
+      <w:r>
+        <w:rPr>
+          <w:b w:val="0"/>
+        </w:rPr>
+        <w:t>Norwegian has a word for it — friluftsliv, open-air life — and it is not marketing. The term was put into circulation by the playwright Henrik Ibsen in a poem in 1859, and it has been part of how the region describes itself ever since.</w:t>
+      </w:r>
+    </w:p>
+    <w:p>
+      <w:r>
+        <w:rPr>
+          <w:b w:val="0"/>
+        </w:rPr>
+        <w:t>What separates it from what most countries call exercise is the absence of a goal. Friluftsliv is not training, it has no target and no measurement, and it does not require equipment or scenery. A walk to the end of a jetty and back counts. Twenty minutes in a city park in the dark counts.</w:t>
+      </w:r>
+    </w:p>
+    <w:p>
+      <w:r>
+        <w:rPr>
+          <w:b w:val="0"/>
+        </w:rPr>
+        <w:t>And it is defended by law. Norway's Outdoor Recreation Act of 1957 gives everyone the right to walk, cycle, ski, pick berries and mushrooms and camp for a night on uncultivated land they do not own, without asking permission — with a matching duty to leave no trace, keep distance from houses and take the rubbish home.</w:t>
+      </w:r>
+    </w:p>
+    <w:p>
+      <w:r>
+        <w:rPr>
+          <w:b w:val="0"/>
+        </w:rPr>
+        <w:t>A country that writes that down produces people who go outside without planning it. It also removes the excuse, because the weather stops being a veto. There is a sentence every child in Norway hears before they can read — det finnes ikke dårlig vær, bare dårlige klær, there is no bad weather, only bad clothing — and outside the region it is a fridge magnet, while inside it, it functions closer to a building code for a person.</w:t>
       </w:r>
     </w:p>
     <w:p>
